--- a/public/chat_files/lina_summer_campaign_emails_v1.docx
+++ b/public/chat_files/lina_summer_campaign_emails_v1.docx
@@ -8,7 +8,7 @@
           <w:b/>
           <w:sz w:val="28"/>
         </w:rPr>
-        <w:t>3-Part Late Summer Retention Email Sequence (v1)</w:t>
+        <w:t>Summer Campaign Retention Sequence (v1 Draft)</w:t>
       </w:r>
     </w:p>
     <w:p>
@@ -16,7 +16,7 @@
         <w:rPr>
           <w:sz w:val="22"/>
         </w:rPr>
-        <w:t xml:space="preserve">Includes subject lines, preview text, body copy, and CTA button text for all 3 Klaviyo campaigns.</w:t>
+        <w:t xml:space="preserve">Reworked subject lines to boost open rates and tightened call-to-action buttons.</w:t>
       </w:r>
     </w:p>
   </w:body>

--- a/public/chat_files/lina_summer_campaign_emails_v1.docx
+++ b/public/chat_files/lina_summer_campaign_emails_v1.docx
@@ -3,18 +3,26 @@
 <w:document xmlns:w="http://schemas.openxmlformats.org/wordprocessingml/2006/main">
   <w:body>
     <w:p>
+      <w:pPr>
+        <w:spacing w:before="120" w:after="240"/>
+      </w:pPr>
       <w:r>
         <w:rPr>
           <w:b/>
-          <w:sz w:val="28"/>
+          <w:color w:val="0F172A"/>
+          <w:sz w:val="32"/>
         </w:rPr>
-        <w:t>Summer Campaign Retention Sequence (v1 Draft)</w:t>
+        <w:t xml:space="preserve">Summer Campaign Retention Sequence (v1 Draft)</w:t>
       </w:r>
     </w:p>
     <w:p>
+      <w:pPr>
+        <w:spacing w:after="140" w:line="276" w:lineRule="auto"/>
+      </w:pPr>
       <w:r>
         <w:rPr>
-          <w:sz w:val="22"/>
+          <w:color w:val="1E293B"/>
+          <w:sz w:val="21"/>
         </w:rPr>
         <w:t xml:space="preserve">Reworked subject lines to boost open rates and tightened call-to-action buttons.</w:t>
       </w:r>

--- a/public/chat_files/lina_summer_campaign_emails_v1.docx
+++ b/public/chat_files/lina_summer_campaign_emails_v1.docx
@@ -13,7 +13,7 @@
           <w:color w:val="0F172A"/>
           <w:sz w:val="44"/>
         </w:rPr>
-        <w:t>Summer Campaign Retention Sequence (v1 Draft)</w:t>
+        <w:t>Verve Activewear — Summer 2026 Promotional Email Sequence (v1 Production Copy)</w:t>
       </w:r>
     </w:p>
     <w:p>
@@ -26,7 +26,472 @@
           <w:color w:val="1E293B"/>
           <w:sz w:val="20"/>
         </w:rPr>
-        <w:t>Reworked subject lines to boost open rates and tightened call-to-action buttons.</w:t>
+        <w:t>CAMPAIGN: Verve Summer Drop · 'Solar Movement'</w:t>
+      </w:r>
+    </w:p>
+    <w:p>
+      <w:pPr>
+        <w:spacing w:before="0" w:after="120" w:line="276" w:lineRule="auto"/>
+      </w:pPr>
+      <w:r>
+        <w:rPr>
+          <w:rFonts w:ascii="Calibri" w:hAnsi="Calibri"/>
+          <w:color w:val="1E293B"/>
+          <w:sz w:val="20"/>
+        </w:rPr>
+        <w:t>FORMAT: 4-Stage Klaviyo Email Marketing Flow</w:t>
+      </w:r>
+    </w:p>
+    <w:p>
+      <w:pPr>
+        <w:spacing w:before="0" w:after="120" w:line="276" w:lineRule="auto"/>
+      </w:pPr>
+      <w:r>
+        <w:rPr>
+          <w:rFonts w:ascii="Calibri" w:hAnsi="Calibri"/>
+          <w:color w:val="1E293B"/>
+          <w:sz w:val="20"/>
+        </w:rPr>
+        <w:t>AUTHOR: Lina Rickert, Creative Director</w:t>
+      </w:r>
+    </w:p>
+    <w:p>
+      <w:r>
+        <w:br w:type="page"/>
+      </w:r>
+    </w:p>
+    <w:p>
+      <w:pPr>
+        <w:keepNext/>
+        <w:spacing w:before="280" w:after="80"/>
+      </w:pPr>
+      <w:r>
+        <w:rPr>
+          <w:rFonts w:ascii="Calibri" w:hAnsi="Calibri"/>
+          <w:b/>
+          <w:color w:val="0F172A"/>
+          <w:sz w:val="26"/>
+        </w:rPr>
+        <w:t>EMAIL 1: VIP EARLY ACCESS ANNOUNCEMENT (PRIVATE PREVIEW)</w:t>
+      </w:r>
+    </w:p>
+    <w:p>
+      <w:pPr>
+        <w:spacing w:before="0" w:after="120" w:line="276" w:lineRule="auto"/>
+      </w:pPr>
+      <w:r>
+        <w:rPr>
+          <w:rFonts w:ascii="Calibri" w:hAnsi="Calibri"/>
+          <w:color w:val="1E293B"/>
+          <w:sz w:val="20"/>
+        </w:rPr>
+        <w:t>PREVIEW TEXT: Your private 24-hour window starts now. Shop Solar Movement before public launch.</w:t>
+      </w:r>
+    </w:p>
+    <w:p>
+      <w:pPr>
+        <w:spacing w:before="0" w:after="120" w:line="276" w:lineRule="auto"/>
+      </w:pPr>
+      <w:r>
+        <w:rPr>
+          <w:rFonts w:ascii="Calibri" w:hAnsi="Calibri"/>
+          <w:color w:val="1E293B"/>
+          <w:sz w:val="20"/>
+        </w:rPr>
+        <w:t>SUBJECT LINE: Unlocked: Your 24-hour VIP early access to Solar Movement.</w:t>
+      </w:r>
+    </w:p>
+    <w:p>
+      <w:pPr>
+        <w:spacing w:before="0" w:after="120" w:line="276" w:lineRule="auto"/>
+      </w:pPr>
+      <w:r>
+        <w:rPr>
+          <w:rFonts w:ascii="Calibri" w:hAnsi="Calibri"/>
+          <w:color w:val="1E293B"/>
+          <w:sz w:val="20"/>
+        </w:rPr>
+        <w:t>HEADLINE: Made for the heat. Reserved for you first.</w:t>
+      </w:r>
+    </w:p>
+    <w:p>
+      <w:pPr>
+        <w:keepNext/>
+        <w:spacing w:before="280" w:after="80"/>
+      </w:pPr>
+      <w:r>
+        <w:rPr>
+          <w:rFonts w:ascii="Calibri" w:hAnsi="Calibri"/>
+          <w:b/>
+          <w:color w:val="0F172A"/>
+          <w:sz w:val="26"/>
+        </w:rPr>
+        <w:t>BODY COPY:</w:t>
+      </w:r>
+    </w:p>
+    <w:p>
+      <w:pPr>
+        <w:spacing w:before="0" w:after="120" w:line="276" w:lineRule="auto"/>
+      </w:pPr>
+      <w:r>
+        <w:rPr>
+          <w:rFonts w:ascii="Calibri" w:hAnsi="Calibri"/>
+          <w:color w:val="1E293B"/>
+          <w:sz w:val="20"/>
+        </w:rPr>
+        <w:t>Dear Verve Insider,</w:t>
+      </w:r>
+    </w:p>
+    <w:p>
+      <w:pPr>
+        <w:spacing w:before="0" w:after="120" w:line="276" w:lineRule="auto"/>
+      </w:pPr>
+      <w:r>
+        <w:rPr>
+          <w:rFonts w:ascii="Calibri" w:hAnsi="Calibri"/>
+          <w:color w:val="1E293B"/>
+          <w:sz w:val="20"/>
+        </w:rPr>
+        <w:t>Every summer, we hear the same complaint from our community: standard activewear feels suffocating the moment temperatures climb past 85 degrees. Leggings slip, thick waistbands trap sweat, and heavy synthetic fabrics cling uncomfortably.</w:t>
+      </w:r>
+    </w:p>
+    <w:p>
+      <w:pPr>
+        <w:spacing w:before="0" w:after="120" w:line="276" w:lineRule="auto"/>
+      </w:pPr>
+      <w:r>
+        <w:rPr>
+          <w:rFonts w:ascii="Calibri" w:hAnsi="Calibri"/>
+          <w:color w:val="1E293B"/>
+          <w:sz w:val="20"/>
+        </w:rPr>
+        <w:t>For the past twelve months, our design studio in Los Angeles has been engineering the antidote. Today, we are proud to introduce Solar Movement—crafted from our revolutionary AeroSilk micro-cooling fabric.</w:t>
+      </w:r>
+    </w:p>
+    <w:p>
+      <w:pPr>
+        <w:spacing w:before="0" w:after="120" w:line="276" w:lineRule="auto"/>
+      </w:pPr>
+      <w:r>
+        <w:rPr>
+          <w:rFonts w:ascii="Calibri" w:hAnsi="Calibri"/>
+          <w:color w:val="1E293B"/>
+          <w:sz w:val="20"/>
+        </w:rPr>
+        <w:t>As our most dedicated supporter, your private shopping window is officially open. Because Batch 1 was crafted in limited quantities, several sizes will sell out before our global launch tomorrow morning.</w:t>
+      </w:r>
+    </w:p>
+    <w:p>
+      <w:pPr>
+        <w:spacing w:before="0" w:after="120" w:line="276" w:lineRule="auto"/>
+      </w:pPr>
+      <w:r>
+        <w:rPr>
+          <w:rFonts w:ascii="Calibri" w:hAnsi="Calibri"/>
+          <w:color w:val="1E293B"/>
+          <w:sz w:val="20"/>
+        </w:rPr>
+        <w:t>PRIMARY CTA BUTTON: [Shop VIP Early Access Now]</w:t>
+      </w:r>
+    </w:p>
+    <w:p>
+      <w:pPr>
+        <w:spacing w:before="0" w:after="120" w:line="276" w:lineRule="auto"/>
+      </w:pPr>
+      <w:r>
+        <w:rPr>
+          <w:rFonts w:ascii="Calibri" w:hAnsi="Calibri"/>
+          <w:color w:val="1E293B"/>
+          <w:sz w:val="20"/>
+        </w:rPr>
+        <w:t>FOOTER: Enter your secret code at checkout: VIP-SOLAR-24.</w:t>
+      </w:r>
+    </w:p>
+    <w:p>
+      <w:r>
+        <w:br w:type="page"/>
+      </w:r>
+    </w:p>
+    <w:p>
+      <w:pPr>
+        <w:keepNext/>
+        <w:spacing w:before="280" w:after="80"/>
+      </w:pPr>
+      <w:r>
+        <w:rPr>
+          <w:rFonts w:ascii="Calibri" w:hAnsi="Calibri"/>
+          <w:b/>
+          <w:color w:val="0F172A"/>
+          <w:sz w:val="26"/>
+        </w:rPr>
+        <w:t>EMAIL 2: GLOBAL PUBLIC LAUNCH ANNOUNCEMENT</w:t>
+      </w:r>
+    </w:p>
+    <w:p>
+      <w:pPr>
+        <w:spacing w:before="0" w:after="120" w:line="276" w:lineRule="auto"/>
+      </w:pPr>
+      <w:r>
+        <w:rPr>
+          <w:rFonts w:ascii="Calibri" w:hAnsi="Calibri"/>
+          <w:color w:val="1E293B"/>
+          <w:sz w:val="20"/>
+        </w:rPr>
+        <w:t>PREVIEW TEXT: Ultra-breathable AeroSilk fabric engineered for high-heat training.</w:t>
+      </w:r>
+    </w:p>
+    <w:p>
+      <w:pPr>
+        <w:spacing w:before="0" w:after="120" w:line="276" w:lineRule="auto"/>
+      </w:pPr>
+      <w:r>
+        <w:rPr>
+          <w:rFonts w:ascii="Calibri" w:hAnsi="Calibri"/>
+          <w:color w:val="1E293B"/>
+          <w:sz w:val="20"/>
+        </w:rPr>
+        <w:t>SUBJECT LINE: Solar Movement is live: The lightest activewear we've ever crafted.</w:t>
+      </w:r>
+    </w:p>
+    <w:p>
+      <w:pPr>
+        <w:spacing w:before="0" w:after="120" w:line="276" w:lineRule="auto"/>
+      </w:pPr>
+      <w:r>
+        <w:rPr>
+          <w:rFonts w:ascii="Calibri" w:hAnsi="Calibri"/>
+          <w:color w:val="1E293B"/>
+          <w:sz w:val="20"/>
+        </w:rPr>
+        <w:t>HEADLINE: Lightness in motion.</w:t>
+      </w:r>
+    </w:p>
+    <w:p>
+      <w:pPr>
+        <w:keepNext/>
+        <w:spacing w:before="280" w:after="80"/>
+      </w:pPr>
+      <w:r>
+        <w:rPr>
+          <w:rFonts w:ascii="Calibri" w:hAnsi="Calibri"/>
+          <w:b/>
+          <w:color w:val="0F172A"/>
+          <w:sz w:val="26"/>
+        </w:rPr>
+        <w:t>BODY COPY:</w:t>
+      </w:r>
+    </w:p>
+    <w:p>
+      <w:pPr>
+        <w:spacing w:before="0" w:after="120" w:line="276" w:lineRule="auto"/>
+      </w:pPr>
+      <w:r>
+        <w:rPr>
+          <w:rFonts w:ascii="Calibri" w:hAnsi="Calibri"/>
+          <w:color w:val="1E293B"/>
+          <w:sz w:val="20"/>
+        </w:rPr>
+        <w:t>The wait is officially over. Our high-summer capsule collection, Solar Movement, is live.</w:t>
+      </w:r>
+    </w:p>
+    <w:p>
+      <w:pPr>
+        <w:spacing w:before="0" w:after="120" w:line="276" w:lineRule="auto"/>
+      </w:pPr>
+      <w:r>
+        <w:rPr>
+          <w:rFonts w:ascii="Calibri" w:hAnsi="Calibri"/>
+          <w:color w:val="1E293B"/>
+          <w:sz w:val="20"/>
+        </w:rPr>
+        <w:t>Featuring four signature silhouettes designed to move seamlessly from morning sprint intervals to sun-drenched coastal walks:</w:t>
+      </w:r>
+    </w:p>
+    <w:p>
+      <w:pPr>
+        <w:pStyle w:val="ListBullet"/>
+        <w:spacing w:before="0" w:after="60" w:line="276" w:lineRule="auto"/>
+      </w:pPr>
+      <w:r>
+        <w:rPr>
+          <w:rFonts w:ascii="Calibri" w:hAnsi="Calibri"/>
+          <w:color w:val="1E293B"/>
+          <w:sz w:val="20"/>
+        </w:rPr>
+        <w:t>The Sculpt Cross-Back Bra ($68): Zero-hardware comfort with medium-impact support and sweat-wicking chest band.</w:t>
+      </w:r>
+    </w:p>
+    <w:p>
+      <w:pPr>
+        <w:pStyle w:val="ListBullet"/>
+        <w:spacing w:before="0" w:after="60" w:line="276" w:lineRule="auto"/>
+      </w:pPr>
+      <w:r>
+        <w:rPr>
+          <w:rFonts w:ascii="Calibri" w:hAnsi="Calibri"/>
+          <w:color w:val="1E293B"/>
+          <w:sz w:val="20"/>
+        </w:rPr>
+        <w:t>The High-Rise AeroSilk 7/8 Legging ($98): Second-skin compression with zero front seam and UPF 50+ sun protection.</w:t>
+      </w:r>
+    </w:p>
+    <w:p>
+      <w:pPr>
+        <w:pStyle w:val="ListBullet"/>
+        <w:spacing w:before="0" w:after="60" w:line="276" w:lineRule="auto"/>
+      </w:pPr>
+      <w:r>
+        <w:rPr>
+          <w:rFonts w:ascii="Calibri" w:hAnsi="Calibri"/>
+          <w:color w:val="1E293B"/>
+          <w:sz w:val="20"/>
+        </w:rPr>
+        <w:t>The Relaxed Linen-Blend Studio Shrug ($78): The perfect unhurried cover-up for post-workout coffee runs.</w:t>
+      </w:r>
+    </w:p>
+    <w:p>
+      <w:pPr>
+        <w:pStyle w:val="ListBullet"/>
+        <w:spacing w:before="0" w:after="60" w:line="276" w:lineRule="auto"/>
+      </w:pPr>
+      <w:r>
+        <w:rPr>
+          <w:rFonts w:ascii="Calibri" w:hAnsi="Calibri"/>
+          <w:color w:val="1E293B"/>
+          <w:sz w:val="20"/>
+        </w:rPr>
+        <w:t>The Minimalist Training Short ($58): 4-inch inseam with anti-chafe inner brief and hidden key pocket.</w:t>
+      </w:r>
+    </w:p>
+    <w:p>
+      <w:pPr>
+        <w:spacing w:before="0" w:after="120" w:line="276" w:lineRule="auto"/>
+      </w:pPr>
+      <w:r>
+        <w:rPr>
+          <w:rFonts w:ascii="Calibri" w:hAnsi="Calibri"/>
+          <w:color w:val="1E293B"/>
+          <w:sz w:val="20"/>
+        </w:rPr>
+        <w:t>PRIMARY CTA BUTTON: [Explore The Solar Collection]</w:t>
+      </w:r>
+    </w:p>
+    <w:p>
+      <w:r>
+        <w:br w:type="page"/>
+      </w:r>
+    </w:p>
+    <w:p>
+      <w:pPr>
+        <w:keepNext/>
+        <w:spacing w:before="280" w:after="80"/>
+      </w:pPr>
+      <w:r>
+        <w:rPr>
+          <w:rFonts w:ascii="Calibri" w:hAnsi="Calibri"/>
+          <w:b/>
+          <w:color w:val="0F172A"/>
+          <w:sz w:val="26"/>
+        </w:rPr>
+        <w:t>EMAIL 3: FABRIC SCIENCE &amp; COMMUNITY SOCIAL PROOF</w:t>
+      </w:r>
+    </w:p>
+    <w:p>
+      <w:pPr>
+        <w:spacing w:before="0" w:after="120" w:line="276" w:lineRule="auto"/>
+      </w:pPr>
+      <w:r>
+        <w:rPr>
+          <w:rFonts w:ascii="Calibri" w:hAnsi="Calibri"/>
+          <w:color w:val="1E293B"/>
+          <w:sz w:val="20"/>
+        </w:rPr>
+        <w:t>PREVIEW TEXT: 34% faster evaporative cooling than standard nylon. See the lab results.</w:t>
+      </w:r>
+    </w:p>
+    <w:p>
+      <w:pPr>
+        <w:spacing w:before="0" w:after="120" w:line="276" w:lineRule="auto"/>
+      </w:pPr>
+      <w:r>
+        <w:rPr>
+          <w:rFonts w:ascii="Calibri" w:hAnsi="Calibri"/>
+          <w:color w:val="1E293B"/>
+          <w:sz w:val="20"/>
+        </w:rPr>
+        <w:t>SUBJECT LINE: The fabric science behind zero sweat-marks.</w:t>
+      </w:r>
+    </w:p>
+    <w:p>
+      <w:pPr>
+        <w:spacing w:before="0" w:after="120" w:line="276" w:lineRule="auto"/>
+      </w:pPr>
+      <w:r>
+        <w:rPr>
+          <w:rFonts w:ascii="Calibri" w:hAnsi="Calibri"/>
+          <w:color w:val="1E293B"/>
+          <w:sz w:val="20"/>
+        </w:rPr>
+        <w:t>BODY COPY: What makes AeroSilk different? We put our fabric through rigorous environmental chamber testing against top legacy competitors...</w:t>
+      </w:r>
+    </w:p>
+    <w:p>
+      <w:r>
+        <w:br w:type="page"/>
+      </w:r>
+    </w:p>
+    <w:p>
+      <w:pPr>
+        <w:keepNext/>
+        <w:spacing w:before="280" w:after="80"/>
+      </w:pPr>
+      <w:r>
+        <w:rPr>
+          <w:rFonts w:ascii="Calibri" w:hAnsi="Calibri"/>
+          <w:b/>
+          <w:color w:val="0F172A"/>
+          <w:sz w:val="26"/>
+        </w:rPr>
+        <w:t>EMAIL 4: SCARCITY &amp; PROMOTIONAL GIFT EXPIRATION</w:t>
+      </w:r>
+    </w:p>
+    <w:p>
+      <w:pPr>
+        <w:spacing w:before="0" w:after="120" w:line="276" w:lineRule="auto"/>
+      </w:pPr>
+      <w:r>
+        <w:rPr>
+          <w:rFonts w:ascii="Calibri" w:hAnsi="Calibri"/>
+          <w:color w:val="1E293B"/>
+          <w:sz w:val="20"/>
+        </w:rPr>
+        <w:t>PREVIEW TEXT: Complimentary organic cotton studio tote ends at midnight.</w:t>
+      </w:r>
+    </w:p>
+    <w:p>
+      <w:pPr>
+        <w:spacing w:before="0" w:after="120" w:line="276" w:lineRule="auto"/>
+      </w:pPr>
+      <w:r>
+        <w:rPr>
+          <w:rFonts w:ascii="Calibri" w:hAnsi="Calibri"/>
+          <w:color w:val="1E293B"/>
+          <w:sz w:val="20"/>
+        </w:rPr>
+        <w:t>SUBJECT LINE: Final hours: Your complimentary studio gift expires tonight.</w:t>
+      </w:r>
+    </w:p>
+    <w:p>
+      <w:pPr>
+        <w:spacing w:before="0" w:after="120" w:line="276" w:lineRule="auto"/>
+      </w:pPr>
+      <w:r>
+        <w:rPr>
+          <w:rFonts w:ascii="Calibri" w:hAnsi="Calibri"/>
+          <w:color w:val="1E293B"/>
+          <w:sz w:val="20"/>
+        </w:rPr>
+        <w:t>BODY COPY: Don't miss out on our limited-edition summer tote with any $125+ Solar Movement order...</w:t>
       </w:r>
     </w:p>
     <w:sectPr>
@@ -63,7 +528,7 @@
       <w:jc w:val="right"/>
     </w:pPr>
     <w:r>
-      <w:t>Summer Campaign Retention Sequence (v1 Draft)</w:t>
+      <w:t>Verve Activewear — Summer 2026 Promotional Email Sequence (v</w:t>
     </w:r>
   </w:p>
 </w:hdr>

--- a/public/chat_files/lina_summer_campaign_emails_v1.docx
+++ b/public/chat_files/lina_summer_campaign_emails_v1.docx
@@ -13,7 +13,7 @@
           <w:color w:val="0F172A"/>
           <w:sz w:val="44"/>
         </w:rPr>
-        <w:t>Verve Activewear — Summer 2026 Promotional Email Sequence (v1 Production Copy)</w:t>
+        <w:t>Summer Campaign Retention Sequence (v1 Draft)</w:t>
       </w:r>
     </w:p>
     <w:p>
@@ -26,472 +26,7 @@
           <w:color w:val="1E293B"/>
           <w:sz w:val="20"/>
         </w:rPr>
-        <w:t>CAMPAIGN: Verve Summer Drop · 'Solar Movement'</w:t>
-      </w:r>
-    </w:p>
-    <w:p>
-      <w:pPr>
-        <w:spacing w:before="0" w:after="120" w:line="276" w:lineRule="auto"/>
-      </w:pPr>
-      <w:r>
-        <w:rPr>
-          <w:rFonts w:ascii="Calibri" w:hAnsi="Calibri"/>
-          <w:color w:val="1E293B"/>
-          <w:sz w:val="20"/>
-        </w:rPr>
-        <w:t>FORMAT: 4-Stage Klaviyo Email Marketing Flow</w:t>
-      </w:r>
-    </w:p>
-    <w:p>
-      <w:pPr>
-        <w:spacing w:before="0" w:after="120" w:line="276" w:lineRule="auto"/>
-      </w:pPr>
-      <w:r>
-        <w:rPr>
-          <w:rFonts w:ascii="Calibri" w:hAnsi="Calibri"/>
-          <w:color w:val="1E293B"/>
-          <w:sz w:val="20"/>
-        </w:rPr>
-        <w:t>AUTHOR: Lina Rickert, Creative Director</w:t>
-      </w:r>
-    </w:p>
-    <w:p>
-      <w:r>
-        <w:br w:type="page"/>
-      </w:r>
-    </w:p>
-    <w:p>
-      <w:pPr>
-        <w:keepNext/>
-        <w:spacing w:before="280" w:after="80"/>
-      </w:pPr>
-      <w:r>
-        <w:rPr>
-          <w:rFonts w:ascii="Calibri" w:hAnsi="Calibri"/>
-          <w:b/>
-          <w:color w:val="0F172A"/>
-          <w:sz w:val="26"/>
-        </w:rPr>
-        <w:t>EMAIL 1: VIP EARLY ACCESS ANNOUNCEMENT (PRIVATE PREVIEW)</w:t>
-      </w:r>
-    </w:p>
-    <w:p>
-      <w:pPr>
-        <w:spacing w:before="0" w:after="120" w:line="276" w:lineRule="auto"/>
-      </w:pPr>
-      <w:r>
-        <w:rPr>
-          <w:rFonts w:ascii="Calibri" w:hAnsi="Calibri"/>
-          <w:color w:val="1E293B"/>
-          <w:sz w:val="20"/>
-        </w:rPr>
-        <w:t>PREVIEW TEXT: Your private 24-hour window starts now. Shop Solar Movement before public launch.</w:t>
-      </w:r>
-    </w:p>
-    <w:p>
-      <w:pPr>
-        <w:spacing w:before="0" w:after="120" w:line="276" w:lineRule="auto"/>
-      </w:pPr>
-      <w:r>
-        <w:rPr>
-          <w:rFonts w:ascii="Calibri" w:hAnsi="Calibri"/>
-          <w:color w:val="1E293B"/>
-          <w:sz w:val="20"/>
-        </w:rPr>
-        <w:t>SUBJECT LINE: Unlocked: Your 24-hour VIP early access to Solar Movement.</w:t>
-      </w:r>
-    </w:p>
-    <w:p>
-      <w:pPr>
-        <w:spacing w:before="0" w:after="120" w:line="276" w:lineRule="auto"/>
-      </w:pPr>
-      <w:r>
-        <w:rPr>
-          <w:rFonts w:ascii="Calibri" w:hAnsi="Calibri"/>
-          <w:color w:val="1E293B"/>
-          <w:sz w:val="20"/>
-        </w:rPr>
-        <w:t>HEADLINE: Made for the heat. Reserved for you first.</w:t>
-      </w:r>
-    </w:p>
-    <w:p>
-      <w:pPr>
-        <w:keepNext/>
-        <w:spacing w:before="280" w:after="80"/>
-      </w:pPr>
-      <w:r>
-        <w:rPr>
-          <w:rFonts w:ascii="Calibri" w:hAnsi="Calibri"/>
-          <w:b/>
-          <w:color w:val="0F172A"/>
-          <w:sz w:val="26"/>
-        </w:rPr>
-        <w:t>BODY COPY:</w:t>
-      </w:r>
-    </w:p>
-    <w:p>
-      <w:pPr>
-        <w:spacing w:before="0" w:after="120" w:line="276" w:lineRule="auto"/>
-      </w:pPr>
-      <w:r>
-        <w:rPr>
-          <w:rFonts w:ascii="Calibri" w:hAnsi="Calibri"/>
-          <w:color w:val="1E293B"/>
-          <w:sz w:val="20"/>
-        </w:rPr>
-        <w:t>Dear Verve Insider,</w:t>
-      </w:r>
-    </w:p>
-    <w:p>
-      <w:pPr>
-        <w:spacing w:before="0" w:after="120" w:line="276" w:lineRule="auto"/>
-      </w:pPr>
-      <w:r>
-        <w:rPr>
-          <w:rFonts w:ascii="Calibri" w:hAnsi="Calibri"/>
-          <w:color w:val="1E293B"/>
-          <w:sz w:val="20"/>
-        </w:rPr>
-        <w:t>Every summer, we hear the same complaint from our community: standard activewear feels suffocating the moment temperatures climb past 85 degrees. Leggings slip, thick waistbands trap sweat, and heavy synthetic fabrics cling uncomfortably.</w:t>
-      </w:r>
-    </w:p>
-    <w:p>
-      <w:pPr>
-        <w:spacing w:before="0" w:after="120" w:line="276" w:lineRule="auto"/>
-      </w:pPr>
-      <w:r>
-        <w:rPr>
-          <w:rFonts w:ascii="Calibri" w:hAnsi="Calibri"/>
-          <w:color w:val="1E293B"/>
-          <w:sz w:val="20"/>
-        </w:rPr>
-        <w:t>For the past twelve months, our design studio in Los Angeles has been engineering the antidote. Today, we are proud to introduce Solar Movement—crafted from our revolutionary AeroSilk micro-cooling fabric.</w:t>
-      </w:r>
-    </w:p>
-    <w:p>
-      <w:pPr>
-        <w:spacing w:before="0" w:after="120" w:line="276" w:lineRule="auto"/>
-      </w:pPr>
-      <w:r>
-        <w:rPr>
-          <w:rFonts w:ascii="Calibri" w:hAnsi="Calibri"/>
-          <w:color w:val="1E293B"/>
-          <w:sz w:val="20"/>
-        </w:rPr>
-        <w:t>As our most dedicated supporter, your private shopping window is officially open. Because Batch 1 was crafted in limited quantities, several sizes will sell out before our global launch tomorrow morning.</w:t>
-      </w:r>
-    </w:p>
-    <w:p>
-      <w:pPr>
-        <w:spacing w:before="0" w:after="120" w:line="276" w:lineRule="auto"/>
-      </w:pPr>
-      <w:r>
-        <w:rPr>
-          <w:rFonts w:ascii="Calibri" w:hAnsi="Calibri"/>
-          <w:color w:val="1E293B"/>
-          <w:sz w:val="20"/>
-        </w:rPr>
-        <w:t>PRIMARY CTA BUTTON: [Shop VIP Early Access Now]</w:t>
-      </w:r>
-    </w:p>
-    <w:p>
-      <w:pPr>
-        <w:spacing w:before="0" w:after="120" w:line="276" w:lineRule="auto"/>
-      </w:pPr>
-      <w:r>
-        <w:rPr>
-          <w:rFonts w:ascii="Calibri" w:hAnsi="Calibri"/>
-          <w:color w:val="1E293B"/>
-          <w:sz w:val="20"/>
-        </w:rPr>
-        <w:t>FOOTER: Enter your secret code at checkout: VIP-SOLAR-24.</w:t>
-      </w:r>
-    </w:p>
-    <w:p>
-      <w:r>
-        <w:br w:type="page"/>
-      </w:r>
-    </w:p>
-    <w:p>
-      <w:pPr>
-        <w:keepNext/>
-        <w:spacing w:before="280" w:after="80"/>
-      </w:pPr>
-      <w:r>
-        <w:rPr>
-          <w:rFonts w:ascii="Calibri" w:hAnsi="Calibri"/>
-          <w:b/>
-          <w:color w:val="0F172A"/>
-          <w:sz w:val="26"/>
-        </w:rPr>
-        <w:t>EMAIL 2: GLOBAL PUBLIC LAUNCH ANNOUNCEMENT</w:t>
-      </w:r>
-    </w:p>
-    <w:p>
-      <w:pPr>
-        <w:spacing w:before="0" w:after="120" w:line="276" w:lineRule="auto"/>
-      </w:pPr>
-      <w:r>
-        <w:rPr>
-          <w:rFonts w:ascii="Calibri" w:hAnsi="Calibri"/>
-          <w:color w:val="1E293B"/>
-          <w:sz w:val="20"/>
-        </w:rPr>
-        <w:t>PREVIEW TEXT: Ultra-breathable AeroSilk fabric engineered for high-heat training.</w:t>
-      </w:r>
-    </w:p>
-    <w:p>
-      <w:pPr>
-        <w:spacing w:before="0" w:after="120" w:line="276" w:lineRule="auto"/>
-      </w:pPr>
-      <w:r>
-        <w:rPr>
-          <w:rFonts w:ascii="Calibri" w:hAnsi="Calibri"/>
-          <w:color w:val="1E293B"/>
-          <w:sz w:val="20"/>
-        </w:rPr>
-        <w:t>SUBJECT LINE: Solar Movement is live: The lightest activewear we've ever crafted.</w:t>
-      </w:r>
-    </w:p>
-    <w:p>
-      <w:pPr>
-        <w:spacing w:before="0" w:after="120" w:line="276" w:lineRule="auto"/>
-      </w:pPr>
-      <w:r>
-        <w:rPr>
-          <w:rFonts w:ascii="Calibri" w:hAnsi="Calibri"/>
-          <w:color w:val="1E293B"/>
-          <w:sz w:val="20"/>
-        </w:rPr>
-        <w:t>HEADLINE: Lightness in motion.</w:t>
-      </w:r>
-    </w:p>
-    <w:p>
-      <w:pPr>
-        <w:keepNext/>
-        <w:spacing w:before="280" w:after="80"/>
-      </w:pPr>
-      <w:r>
-        <w:rPr>
-          <w:rFonts w:ascii="Calibri" w:hAnsi="Calibri"/>
-          <w:b/>
-          <w:color w:val="0F172A"/>
-          <w:sz w:val="26"/>
-        </w:rPr>
-        <w:t>BODY COPY:</w:t>
-      </w:r>
-    </w:p>
-    <w:p>
-      <w:pPr>
-        <w:spacing w:before="0" w:after="120" w:line="276" w:lineRule="auto"/>
-      </w:pPr>
-      <w:r>
-        <w:rPr>
-          <w:rFonts w:ascii="Calibri" w:hAnsi="Calibri"/>
-          <w:color w:val="1E293B"/>
-          <w:sz w:val="20"/>
-        </w:rPr>
-        <w:t>The wait is officially over. Our high-summer capsule collection, Solar Movement, is live.</w:t>
-      </w:r>
-    </w:p>
-    <w:p>
-      <w:pPr>
-        <w:spacing w:before="0" w:after="120" w:line="276" w:lineRule="auto"/>
-      </w:pPr>
-      <w:r>
-        <w:rPr>
-          <w:rFonts w:ascii="Calibri" w:hAnsi="Calibri"/>
-          <w:color w:val="1E293B"/>
-          <w:sz w:val="20"/>
-        </w:rPr>
-        <w:t>Featuring four signature silhouettes designed to move seamlessly from morning sprint intervals to sun-drenched coastal walks:</w:t>
-      </w:r>
-    </w:p>
-    <w:p>
-      <w:pPr>
-        <w:pStyle w:val="ListBullet"/>
-        <w:spacing w:before="0" w:after="60" w:line="276" w:lineRule="auto"/>
-      </w:pPr>
-      <w:r>
-        <w:rPr>
-          <w:rFonts w:ascii="Calibri" w:hAnsi="Calibri"/>
-          <w:color w:val="1E293B"/>
-          <w:sz w:val="20"/>
-        </w:rPr>
-        <w:t>The Sculpt Cross-Back Bra ($68): Zero-hardware comfort with medium-impact support and sweat-wicking chest band.</w:t>
-      </w:r>
-    </w:p>
-    <w:p>
-      <w:pPr>
-        <w:pStyle w:val="ListBullet"/>
-        <w:spacing w:before="0" w:after="60" w:line="276" w:lineRule="auto"/>
-      </w:pPr>
-      <w:r>
-        <w:rPr>
-          <w:rFonts w:ascii="Calibri" w:hAnsi="Calibri"/>
-          <w:color w:val="1E293B"/>
-          <w:sz w:val="20"/>
-        </w:rPr>
-        <w:t>The High-Rise AeroSilk 7/8 Legging ($98): Second-skin compression with zero front seam and UPF 50+ sun protection.</w:t>
-      </w:r>
-    </w:p>
-    <w:p>
-      <w:pPr>
-        <w:pStyle w:val="ListBullet"/>
-        <w:spacing w:before="0" w:after="60" w:line="276" w:lineRule="auto"/>
-      </w:pPr>
-      <w:r>
-        <w:rPr>
-          <w:rFonts w:ascii="Calibri" w:hAnsi="Calibri"/>
-          <w:color w:val="1E293B"/>
-          <w:sz w:val="20"/>
-        </w:rPr>
-        <w:t>The Relaxed Linen-Blend Studio Shrug ($78): The perfect unhurried cover-up for post-workout coffee runs.</w:t>
-      </w:r>
-    </w:p>
-    <w:p>
-      <w:pPr>
-        <w:pStyle w:val="ListBullet"/>
-        <w:spacing w:before="0" w:after="60" w:line="276" w:lineRule="auto"/>
-      </w:pPr>
-      <w:r>
-        <w:rPr>
-          <w:rFonts w:ascii="Calibri" w:hAnsi="Calibri"/>
-          <w:color w:val="1E293B"/>
-          <w:sz w:val="20"/>
-        </w:rPr>
-        <w:t>The Minimalist Training Short ($58): 4-inch inseam with anti-chafe inner brief and hidden key pocket.</w:t>
-      </w:r>
-    </w:p>
-    <w:p>
-      <w:pPr>
-        <w:spacing w:before="0" w:after="120" w:line="276" w:lineRule="auto"/>
-      </w:pPr>
-      <w:r>
-        <w:rPr>
-          <w:rFonts w:ascii="Calibri" w:hAnsi="Calibri"/>
-          <w:color w:val="1E293B"/>
-          <w:sz w:val="20"/>
-        </w:rPr>
-        <w:t>PRIMARY CTA BUTTON: [Explore The Solar Collection]</w:t>
-      </w:r>
-    </w:p>
-    <w:p>
-      <w:r>
-        <w:br w:type="page"/>
-      </w:r>
-    </w:p>
-    <w:p>
-      <w:pPr>
-        <w:keepNext/>
-        <w:spacing w:before="280" w:after="80"/>
-      </w:pPr>
-      <w:r>
-        <w:rPr>
-          <w:rFonts w:ascii="Calibri" w:hAnsi="Calibri"/>
-          <w:b/>
-          <w:color w:val="0F172A"/>
-          <w:sz w:val="26"/>
-        </w:rPr>
-        <w:t>EMAIL 3: FABRIC SCIENCE &amp; COMMUNITY SOCIAL PROOF</w:t>
-      </w:r>
-    </w:p>
-    <w:p>
-      <w:pPr>
-        <w:spacing w:before="0" w:after="120" w:line="276" w:lineRule="auto"/>
-      </w:pPr>
-      <w:r>
-        <w:rPr>
-          <w:rFonts w:ascii="Calibri" w:hAnsi="Calibri"/>
-          <w:color w:val="1E293B"/>
-          <w:sz w:val="20"/>
-        </w:rPr>
-        <w:t>PREVIEW TEXT: 34% faster evaporative cooling than standard nylon. See the lab results.</w:t>
-      </w:r>
-    </w:p>
-    <w:p>
-      <w:pPr>
-        <w:spacing w:before="0" w:after="120" w:line="276" w:lineRule="auto"/>
-      </w:pPr>
-      <w:r>
-        <w:rPr>
-          <w:rFonts w:ascii="Calibri" w:hAnsi="Calibri"/>
-          <w:color w:val="1E293B"/>
-          <w:sz w:val="20"/>
-        </w:rPr>
-        <w:t>SUBJECT LINE: The fabric science behind zero sweat-marks.</w:t>
-      </w:r>
-    </w:p>
-    <w:p>
-      <w:pPr>
-        <w:spacing w:before="0" w:after="120" w:line="276" w:lineRule="auto"/>
-      </w:pPr>
-      <w:r>
-        <w:rPr>
-          <w:rFonts w:ascii="Calibri" w:hAnsi="Calibri"/>
-          <w:color w:val="1E293B"/>
-          <w:sz w:val="20"/>
-        </w:rPr>
-        <w:t>BODY COPY: What makes AeroSilk different? We put our fabric through rigorous environmental chamber testing against top legacy competitors...</w:t>
-      </w:r>
-    </w:p>
-    <w:p>
-      <w:r>
-        <w:br w:type="page"/>
-      </w:r>
-    </w:p>
-    <w:p>
-      <w:pPr>
-        <w:keepNext/>
-        <w:spacing w:before="280" w:after="80"/>
-      </w:pPr>
-      <w:r>
-        <w:rPr>
-          <w:rFonts w:ascii="Calibri" w:hAnsi="Calibri"/>
-          <w:b/>
-          <w:color w:val="0F172A"/>
-          <w:sz w:val="26"/>
-        </w:rPr>
-        <w:t>EMAIL 4: SCARCITY &amp; PROMOTIONAL GIFT EXPIRATION</w:t>
-      </w:r>
-    </w:p>
-    <w:p>
-      <w:pPr>
-        <w:spacing w:before="0" w:after="120" w:line="276" w:lineRule="auto"/>
-      </w:pPr>
-      <w:r>
-        <w:rPr>
-          <w:rFonts w:ascii="Calibri" w:hAnsi="Calibri"/>
-          <w:color w:val="1E293B"/>
-          <w:sz w:val="20"/>
-        </w:rPr>
-        <w:t>PREVIEW TEXT: Complimentary organic cotton studio tote ends at midnight.</w:t>
-      </w:r>
-    </w:p>
-    <w:p>
-      <w:pPr>
-        <w:spacing w:before="0" w:after="120" w:line="276" w:lineRule="auto"/>
-      </w:pPr>
-      <w:r>
-        <w:rPr>
-          <w:rFonts w:ascii="Calibri" w:hAnsi="Calibri"/>
-          <w:color w:val="1E293B"/>
-          <w:sz w:val="20"/>
-        </w:rPr>
-        <w:t>SUBJECT LINE: Final hours: Your complimentary studio gift expires tonight.</w:t>
-      </w:r>
-    </w:p>
-    <w:p>
-      <w:pPr>
-        <w:spacing w:before="0" w:after="120" w:line="276" w:lineRule="auto"/>
-      </w:pPr>
-      <w:r>
-        <w:rPr>
-          <w:rFonts w:ascii="Calibri" w:hAnsi="Calibri"/>
-          <w:color w:val="1E293B"/>
-          <w:sz w:val="20"/>
-        </w:rPr>
-        <w:t>BODY COPY: Don't miss out on our limited-edition summer tote with any $125+ Solar Movement order...</w:t>
+        <w:t>Reworked subject lines to boost open rates and tightened call-to-action buttons.</w:t>
       </w:r>
     </w:p>
     <w:sectPr>
@@ -528,7 +63,7 @@
       <w:jc w:val="right"/>
     </w:pPr>
     <w:r>
-      <w:t>Verve Activewear — Summer 2026 Promotional Email Sequence (v</w:t>
+      <w:t>Summer Campaign Retention Sequence (v1 Draft)</w:t>
     </w:r>
   </w:p>
 </w:hdr>
